--- a/Coding 2 - year/Unit 4 - File IO & Data Processing/Daily Lesson Plans/Word/Day 16.docx
+++ b/Coding 2 - year/Unit 4 - File IO & Data Processing/Daily Lesson Plans/Word/Day 16.docx
@@ -50,12 +50,15 @@
               </w:rPr>
               <w:t xml:space="preserve">Coding II — Full Year</w:t>
             </w:r>
-          </w:p>
-          <w:p>
-            <w:pPr>
-              <w:spacing w:before="40"/>
-              <w:jc w:val="center"/>
-            </w:pPr>
+            <w:r>
+              <w:rPr>
+                <w:rFonts w:ascii="Arial" w:cs="Arial" w:eastAsia="Arial" w:hAnsi="Arial"/>
+                <w:sz w:val="16"/>
+                <w:szCs w:val="16"/>
+              </w:rPr>
+              <w:br/>
+              <w:t xml:space="preserve"/>
+            </w:r>
             <w:r>
               <w:rPr>
                 <w:rFonts w:ascii="Arial" w:cs="Arial" w:eastAsia="Arial" w:hAnsi="Arial"/>
@@ -83,7 +86,7 @@
           <w:rFonts w:ascii="Arial" w:cs="Arial" w:eastAsia="Arial" w:hAnsi="Arial"/>
           <w:b/>
           <w:bCs/>
-          <w:color w:val="0D3B1F"/>
+          <w:color w:val="1B7A4A"/>
           <w:sz w:val="32"/>
           <w:szCs w:val="32"/>
         </w:rPr>
@@ -261,9 +264,9 @@
               <w:right w:val="single" w:color="CCCCCC" w:sz="1"/>
             </w:tcBorders>
             <w:tcMar>
-              <w:top w:type="dxa" w:w="60"/>
+              <w:top w:type="dxa" w:w="80"/>
               <w:left w:type="dxa" w:w="120"/>
-              <w:bottom w:type="dxa" w:w="60"/>
+              <w:bottom w:type="dxa" w:w="80"/>
               <w:right w:type="dxa" w:w="120"/>
             </w:tcMar>
           </w:tcPr>
@@ -290,20 +293,213 @@
               <w:right w:val="single" w:color="CCCCCC" w:sz="1"/>
             </w:tcBorders>
             <w:tcMar>
-              <w:top w:type="dxa" w:w="60"/>
+              <w:top w:type="dxa" w:w="80"/>
               <w:left w:type="dxa" w:w="120"/>
-              <w:bottom w:type="dxa" w:w="60"/>
+              <w:bottom w:type="dxa" w:w="80"/>
               <w:right w:type="dxa" w:w="120"/>
             </w:tcMar>
           </w:tcPr>
           <w:p>
-            <w:r>
-              <w:rPr>
-                <w:rFonts w:ascii="Arial" w:cs="Arial" w:eastAsia="Arial" w:hAnsi="Arial"/>
-                <w:sz w:val="20"/>
-                <w:szCs w:val="20"/>
+            <w:pPr>
+              <w:spacing w:after="80" w:before="80"/>
+            </w:pPr>
+            <w:r>
+              <w:rPr>
+                <w:rFonts w:ascii="Arial" w:cs="Arial" w:eastAsia="Arial" w:hAnsi="Arial"/>
+                <w:b/>
+                <w:bCs/>
+                <w:i w:val="false"/>
+                <w:iCs w:val="false"/>
+                <w:color w:val="000000"/>
+                <w:sz w:val="22"/>
+                <w:szCs w:val="22"/>
               </w:rPr>
               <w:t xml:space="preserve">Bell Ringer / Review</w:t>
+            </w:r>
+            <w:r>
+              <w:rPr>
+                <w:rFonts w:ascii="Arial" w:cs="Arial" w:eastAsia="Arial" w:hAnsi="Arial"/>
+                <w:sz w:val="20"/>
+                <w:szCs w:val="20"/>
+              </w:rPr>
+              <w:br/>
+              <w:t xml:space="preserve"/>
+            </w:r>
+            <w:r>
+              <w:rPr>
+                <w:rFonts w:ascii="Arial" w:cs="Arial" w:eastAsia="Arial" w:hAnsi="Arial"/>
+                <w:sz w:val="20"/>
+                <w:szCs w:val="20"/>
+              </w:rPr>
+              <w:br/>
+              <w:t xml:space="preserve"/>
+            </w:r>
+            <w:r>
+              <w:rPr>
+                <w:rFonts w:ascii="Arial" w:cs="Arial" w:eastAsia="Arial" w:hAnsi="Arial"/>
+                <w:b/>
+                <w:bCs/>
+                <w:i w:val="false"/>
+                <w:iCs w:val="false"/>
+                <w:color w:val="000000"/>
+                <w:sz w:val="20"/>
+                <w:szCs w:val="20"/>
+              </w:rPr>
+              <w:t xml:space="preserve">Quick Write </w:t>
+            </w:r>
+            <w:r>
+              <w:rPr>
+                <w:rFonts w:ascii="Arial" w:cs="Arial" w:eastAsia="Arial" w:hAnsi="Arial"/>
+                <w:b w:val="false"/>
+                <w:bCs w:val="false"/>
+                <w:i w:val="false"/>
+                <w:iCs w:val="false"/>
+                <w:color w:val="000000"/>
+                <w:sz w:val="20"/>
+                <w:szCs w:val="20"/>
+              </w:rPr>
+              <w:t xml:space="preserve">(3 min — written or verbal):</w:t>
+            </w:r>
+            <w:r>
+              <w:rPr>
+                <w:rFonts w:ascii="Arial" w:cs="Arial" w:eastAsia="Arial" w:hAnsi="Arial"/>
+                <w:sz w:val="20"/>
+                <w:szCs w:val="20"/>
+              </w:rPr>
+              <w:br/>
+              <w:t xml:space="preserve"/>
+            </w:r>
+            <w:r>
+              <w:rPr>
+                <w:rFonts w:ascii="Arial" w:cs="Arial" w:eastAsia="Arial" w:hAnsi="Arial"/>
+                <w:b w:val="false"/>
+                <w:bCs w:val="false"/>
+                <w:i w:val="false"/>
+                <w:iCs w:val="false"/>
+                <w:color w:val="000000"/>
+                <w:sz w:val="20"/>
+                <w:szCs w:val="20"/>
+              </w:rPr>
+              <w:t xml:space="preserve">    In your own words: Parse JSON strings and convert Python objects to JSON format using the json module?</w:t>
+            </w:r>
+            <w:r>
+              <w:rPr>
+                <w:rFonts w:ascii="Arial" w:cs="Arial" w:eastAsia="Arial" w:hAnsi="Arial"/>
+                <w:sz w:val="20"/>
+                <w:szCs w:val="20"/>
+              </w:rPr>
+              <w:br/>
+              <w:t xml:space="preserve"/>
+            </w:r>
+            <w:r>
+              <w:rPr>
+                <w:rFonts w:ascii="Arial" w:cs="Arial" w:eastAsia="Arial" w:hAnsi="Arial"/>
+                <w:sz w:val="20"/>
+                <w:szCs w:val="20"/>
+              </w:rPr>
+              <w:br/>
+              <w:t xml:space="preserve"/>
+            </w:r>
+            <w:r>
+              <w:rPr>
+                <w:rFonts w:ascii="Arial" w:cs="Arial" w:eastAsia="Arial" w:hAnsi="Arial"/>
+                <w:b/>
+                <w:bCs/>
+                <w:i w:val="false"/>
+                <w:iCs w:val="false"/>
+                <w:color w:val="000000"/>
+                <w:sz w:val="20"/>
+                <w:szCs w:val="20"/>
+              </w:rPr>
+              <w:t xml:space="preserve">Vocabulary Preview — </w:t>
+            </w:r>
+            <w:r>
+              <w:rPr>
+                <w:rFonts w:ascii="Arial" w:cs="Arial" w:eastAsia="Arial" w:hAnsi="Arial"/>
+                <w:b w:val="false"/>
+                <w:bCs w:val="false"/>
+                <w:i w:val="false"/>
+                <w:iCs w:val="false"/>
+                <w:color w:val="000000"/>
+                <w:sz w:val="20"/>
+                <w:szCs w:val="20"/>
+              </w:rPr>
+              <w:t xml:space="preserve">terms we'll use today:</w:t>
+            </w:r>
+            <w:r>
+              <w:rPr>
+                <w:rFonts w:ascii="Arial" w:cs="Arial" w:eastAsia="Arial" w:hAnsi="Arial"/>
+                <w:sz w:val="20"/>
+                <w:szCs w:val="20"/>
+              </w:rPr>
+              <w:br/>
+              <w:t xml:space="preserve"/>
+            </w:r>
+            <w:r>
+              <w:rPr>
+                <w:rFonts w:ascii="Arial" w:cs="Arial" w:eastAsia="Arial" w:hAnsi="Arial"/>
+                <w:b w:val="false"/>
+                <w:bCs w:val="false"/>
+                <w:i w:val="false"/>
+                <w:iCs w:val="false"/>
+                <w:color w:val="000000"/>
+                <w:sz w:val="20"/>
+                <w:szCs w:val="20"/>
+              </w:rPr>
+              <w:t xml:space="preserve">    • JSON (JavaScript Object Notation)   •   Why JSON matters   •   json.loads()   •   json.dumps()   •   JSON syntax   •   JSON data types</w:t>
+            </w:r>
+            <w:r>
+              <w:rPr>
+                <w:rFonts w:ascii="Arial" w:cs="Arial" w:eastAsia="Arial" w:hAnsi="Arial"/>
+                <w:sz w:val="20"/>
+                <w:szCs w:val="20"/>
+              </w:rPr>
+              <w:br/>
+              <w:t xml:space="preserve"/>
+            </w:r>
+            <w:r>
+              <w:rPr>
+                <w:rFonts w:ascii="Arial" w:cs="Arial" w:eastAsia="Arial" w:hAnsi="Arial"/>
+                <w:sz w:val="20"/>
+                <w:szCs w:val="20"/>
+              </w:rPr>
+              <w:br/>
+              <w:t xml:space="preserve"/>
+            </w:r>
+            <w:r>
+              <w:rPr>
+                <w:rFonts w:ascii="Arial" w:cs="Arial" w:eastAsia="Arial" w:hAnsi="Arial"/>
+                <w:b w:val="false"/>
+                <w:bCs w:val="false"/>
+                <w:i/>
+                <w:iCs/>
+                <w:color w:val="444444"/>
+                <w:sz w:val="20"/>
+                <w:szCs w:val="20"/>
+              </w:rPr>
+              <w:t xml:space="preserve">Today's Goal: By the end of class you will be able to parse JSON strings and convert Python objects to JSON format using the json module.</w:t>
+            </w:r>
+            <w:r>
+              <w:rPr>
+                <w:rFonts w:ascii="Arial" w:cs="Arial" w:eastAsia="Arial" w:hAnsi="Arial"/>
+                <w:sz w:val="20"/>
+                <w:szCs w:val="20"/>
+              </w:rPr>
+              <w:br/>
+              <w:t xml:space="preserve"/>
+            </w:r>
+            <w:r>
+              <w:rPr>
+                <w:rFonts w:ascii="Arial" w:cs="Arial" w:eastAsia="Arial" w:hAnsi="Arial"/>
+                <w:b w:val="false"/>
+                <w:bCs w:val="false"/>
+                <w:i/>
+                <w:iCs/>
+                <w:color w:val="555555"/>
+                <w:sz w:val="20"/>
+                <w:szCs w:val="20"/>
+              </w:rPr>
+              <w:t xml:space="preserve">→ Pair-share your response, then 2–3 students share with the class.</w:t>
             </w:r>
           </w:p>
         </w:tc>
@@ -319,9 +515,9 @@
               <w:right w:val="single" w:color="CCCCCC" w:sz="1"/>
             </w:tcBorders>
             <w:tcMar>
-              <w:top w:type="dxa" w:w="60"/>
+              <w:top w:type="dxa" w:w="80"/>
               <w:left w:type="dxa" w:w="120"/>
-              <w:bottom w:type="dxa" w:w="60"/>
+              <w:bottom w:type="dxa" w:w="80"/>
               <w:right w:type="dxa" w:w="120"/>
             </w:tcMar>
           </w:tcPr>
@@ -348,20 +544,261 @@
               <w:right w:val="single" w:color="CCCCCC" w:sz="1"/>
             </w:tcBorders>
             <w:tcMar>
-              <w:top w:type="dxa" w:w="60"/>
+              <w:top w:type="dxa" w:w="80"/>
               <w:left w:type="dxa" w:w="120"/>
-              <w:bottom w:type="dxa" w:w="60"/>
+              <w:bottom w:type="dxa" w:w="80"/>
               <w:right w:type="dxa" w:w="120"/>
             </w:tcMar>
           </w:tcPr>
           <w:p>
-            <w:r>
-              <w:rPr>
-                <w:rFonts w:ascii="Arial" w:cs="Arial" w:eastAsia="Arial" w:hAnsi="Arial"/>
-                <w:sz w:val="20"/>
-                <w:szCs w:val="20"/>
-              </w:rPr>
-              <w:t xml:space="preserve">Mini Lesson: JSON — What Is JSON? json.loads() &amp; json.dumps()</w:t>
+            <w:pPr>
+              <w:spacing w:after="80" w:before="80"/>
+            </w:pPr>
+            <w:r>
+              <w:rPr>
+                <w:rFonts w:ascii="Arial" w:cs="Arial" w:eastAsia="Arial" w:hAnsi="Arial"/>
+                <w:b/>
+                <w:bCs/>
+                <w:i w:val="false"/>
+                <w:iCs w:val="false"/>
+                <w:color w:val="000000"/>
+                <w:sz w:val="22"/>
+                <w:szCs w:val="22"/>
+              </w:rPr>
+              <w:t xml:space="preserve">Mini Lesson: </w:t>
+            </w:r>
+            <w:r>
+              <w:rPr>
+                <w:rFonts w:ascii="Arial" w:cs="Arial" w:eastAsia="Arial" w:hAnsi="Arial"/>
+                <w:b w:val="false"/>
+                <w:bCs w:val="false"/>
+                <w:i w:val="false"/>
+                <w:iCs w:val="false"/>
+                <w:color w:val="000000"/>
+                <w:sz w:val="22"/>
+                <w:szCs w:val="22"/>
+              </w:rPr>
+              <w:t xml:space="preserve">JSON — What Is JSON? json.loads() &amp; json.dumps()</w:t>
+            </w:r>
+            <w:r>
+              <w:rPr>
+                <w:rFonts w:ascii="Arial" w:cs="Arial" w:eastAsia="Arial" w:hAnsi="Arial"/>
+                <w:sz w:val="20"/>
+                <w:szCs w:val="20"/>
+              </w:rPr>
+              <w:br/>
+              <w:t xml:space="preserve"/>
+            </w:r>
+            <w:r>
+              <w:rPr>
+                <w:rFonts w:ascii="Arial" w:cs="Arial" w:eastAsia="Arial" w:hAnsi="Arial"/>
+                <w:sz w:val="20"/>
+                <w:szCs w:val="20"/>
+              </w:rPr>
+              <w:br/>
+              <w:t xml:space="preserve"/>
+            </w:r>
+            <w:r>
+              <w:rPr>
+                <w:rFonts w:ascii="Arial" w:cs="Arial" w:eastAsia="Arial" w:hAnsi="Arial"/>
+                <w:b/>
+                <w:bCs/>
+                <w:i/>
+                <w:iCs/>
+                <w:color w:val="000000"/>
+                <w:sz w:val="20"/>
+                <w:szCs w:val="20"/>
+              </w:rPr>
+              <w:t xml:space="preserve">Learning Target: </w:t>
+            </w:r>
+            <w:r>
+              <w:rPr>
+                <w:rFonts w:ascii="Arial" w:cs="Arial" w:eastAsia="Arial" w:hAnsi="Arial"/>
+                <w:b w:val="false"/>
+                <w:bCs w:val="false"/>
+                <w:i/>
+                <w:iCs/>
+                <w:color w:val="333333"/>
+                <w:sz w:val="20"/>
+                <w:szCs w:val="20"/>
+              </w:rPr>
+              <w:t xml:space="preserve">I can parse JSON strings and convert Python objects to JSON format using the json module.</w:t>
+            </w:r>
+            <w:r>
+              <w:rPr>
+                <w:rFonts w:ascii="Arial" w:cs="Arial" w:eastAsia="Arial" w:hAnsi="Arial"/>
+                <w:sz w:val="20"/>
+                <w:szCs w:val="20"/>
+              </w:rPr>
+              <w:br/>
+              <w:t xml:space="preserve"/>
+            </w:r>
+            <w:r>
+              <w:rPr>
+                <w:rFonts w:ascii="Arial" w:cs="Arial" w:eastAsia="Arial" w:hAnsi="Arial"/>
+                <w:sz w:val="20"/>
+                <w:szCs w:val="20"/>
+              </w:rPr>
+              <w:br/>
+              <w:t xml:space="preserve"/>
+            </w:r>
+            <w:r>
+              <w:rPr>
+                <w:rFonts w:ascii="Arial" w:cs="Arial" w:eastAsia="Arial" w:hAnsi="Arial"/>
+                <w:b w:val="false"/>
+                <w:bCs w:val="false"/>
+                <w:i w:val="false"/>
+                <w:iCs w:val="false"/>
+                <w:color w:val="000000"/>
+                <w:sz w:val="20"/>
+                <w:szCs w:val="20"/>
+              </w:rPr>
+              <w:t xml:space="preserve">JSON (JavaScript Object Notation): A lightweight text format for representing structured data using curly braces, square brackets, and key-value pairs.</w:t>
+            </w:r>
+            <w:r>
+              <w:rPr>
+                <w:rFonts w:ascii="Arial" w:cs="Arial" w:eastAsia="Arial" w:hAnsi="Arial"/>
+                <w:sz w:val="20"/>
+                <w:szCs w:val="20"/>
+              </w:rPr>
+              <w:br/>
+              <w:t xml:space="preserve"/>
+            </w:r>
+            <w:r>
+              <w:rPr>
+                <w:rFonts w:ascii="Arial" w:cs="Arial" w:eastAsia="Arial" w:hAnsi="Arial"/>
+                <w:b w:val="false"/>
+                <w:bCs w:val="false"/>
+                <w:i w:val="false"/>
+                <w:iCs w:val="false"/>
+                <w:color w:val="000000"/>
+                <w:sz w:val="20"/>
+                <w:szCs w:val="20"/>
+              </w:rPr>
+              <w:t xml:space="preserve">Why JSON matters: Used everywhere—APIs, configuration files, web applications, mobile apps, and data storage.</w:t>
+            </w:r>
+            <w:r>
+              <w:rPr>
+                <w:rFonts w:ascii="Arial" w:cs="Arial" w:eastAsia="Arial" w:hAnsi="Arial"/>
+                <w:sz w:val="20"/>
+                <w:szCs w:val="20"/>
+              </w:rPr>
+              <w:br/>
+              <w:t xml:space="preserve"/>
+            </w:r>
+            <w:r>
+              <w:rPr>
+                <w:rFonts w:ascii="Arial" w:cs="Arial" w:eastAsia="Arial" w:hAnsi="Arial"/>
+                <w:sz w:val="20"/>
+                <w:szCs w:val="20"/>
+              </w:rPr>
+              <w:br/>
+              <w:t xml:space="preserve"/>
+            </w:r>
+            <w:r>
+              <w:rPr>
+                <w:rFonts w:ascii="Arial" w:cs="Arial" w:eastAsia="Arial" w:hAnsi="Arial"/>
+                <w:b/>
+                <w:bCs/>
+                <w:i w:val="false"/>
+                <w:iCs w:val="false"/>
+                <w:color w:val="000000"/>
+                <w:sz w:val="20"/>
+                <w:szCs w:val="20"/>
+              </w:rPr>
+              <w:t xml:space="preserve">Vocabulary: </w:t>
+            </w:r>
+            <w:r>
+              <w:rPr>
+                <w:rFonts w:ascii="Arial" w:cs="Arial" w:eastAsia="Arial" w:hAnsi="Arial"/>
+                <w:b w:val="false"/>
+                <w:bCs w:val="false"/>
+                <w:i w:val="false"/>
+                <w:iCs w:val="false"/>
+                <w:color w:val="000000"/>
+                <w:sz w:val="20"/>
+                <w:szCs w:val="20"/>
+              </w:rPr>
+              <w:t xml:space="preserve">JSON (JavaScript Object Notation), Why JSON matters, json.loads(), json.dumps(), JSON syntax, JSON data types</w:t>
+            </w:r>
+            <w:r>
+              <w:rPr>
+                <w:rFonts w:ascii="Arial" w:cs="Arial" w:eastAsia="Arial" w:hAnsi="Arial"/>
+                <w:sz w:val="20"/>
+                <w:szCs w:val="20"/>
+              </w:rPr>
+              <w:br/>
+              <w:t xml:space="preserve"/>
+            </w:r>
+            <w:r>
+              <w:rPr>
+                <w:rFonts w:ascii="Arial" w:cs="Arial" w:eastAsia="Arial" w:hAnsi="Arial"/>
+                <w:sz w:val="20"/>
+                <w:szCs w:val="20"/>
+              </w:rPr>
+              <w:br/>
+              <w:t xml:space="preserve"/>
+            </w:r>
+            <w:r>
+              <w:rPr>
+                <w:rFonts w:ascii="Arial" w:cs="Arial" w:eastAsia="Arial" w:hAnsi="Arial"/>
+                <w:b/>
+                <w:bCs/>
+                <w:i/>
+                <w:iCs/>
+                <w:color w:val="555555"/>
+                <w:sz w:val="20"/>
+                <w:szCs w:val="20"/>
+              </w:rPr>
+              <w:t xml:space="preserve">→ Live Demo — </w:t>
+            </w:r>
+            <w:r>
+              <w:rPr>
+                <w:rFonts w:ascii="Arial" w:cs="Arial" w:eastAsia="Arial" w:hAnsi="Arial"/>
+                <w:b w:val="false"/>
+                <w:bCs w:val="false"/>
+                <w:i/>
+                <w:iCs/>
+                <w:color w:val="555555"/>
+                <w:sz w:val="20"/>
+                <w:szCs w:val="20"/>
+              </w:rPr>
+              <w:t xml:space="preserve">type examples as students follow along in their own editor.</w:t>
+            </w:r>
+            <w:r>
+              <w:rPr>
+                <w:rFonts w:ascii="Arial" w:cs="Arial" w:eastAsia="Arial" w:hAnsi="Arial"/>
+                <w:sz w:val="20"/>
+                <w:szCs w:val="20"/>
+              </w:rPr>
+              <w:br/>
+              <w:t xml:space="preserve"/>
+            </w:r>
+            <w:r>
+              <w:rPr>
+                <w:rFonts w:ascii="Arial" w:cs="Arial" w:eastAsia="Arial" w:hAnsi="Arial"/>
+                <w:b/>
+                <w:bCs/>
+                <w:i/>
+                <w:iCs/>
+                <w:color w:val="555555"/>
+                <w:sz w:val="20"/>
+                <w:szCs w:val="20"/>
+              </w:rPr>
+              <w:t xml:space="preserve">→ Check for Understanding: </w:t>
+            </w:r>
+            <w:r>
+              <w:rPr>
+                <w:rFonts w:ascii="Arial" w:cs="Arial" w:eastAsia="Arial" w:hAnsi="Arial"/>
+                <w:b w:val="false"/>
+                <w:bCs w:val="false"/>
+                <w:i/>
+                <w:iCs/>
+                <w:color w:val="555555"/>
+                <w:sz w:val="20"/>
+                <w:szCs w:val="20"/>
+              </w:rPr>
+              <w:t xml:space="preserve">pause and cold-call: “Can someone explain what we just did in their own words?”</w:t>
             </w:r>
           </w:p>
         </w:tc>
@@ -377,9 +814,9 @@
               <w:right w:val="single" w:color="CCCCCC" w:sz="1"/>
             </w:tcBorders>
             <w:tcMar>
-              <w:top w:type="dxa" w:w="60"/>
+              <w:top w:type="dxa" w:w="80"/>
               <w:left w:type="dxa" w:w="120"/>
-              <w:bottom w:type="dxa" w:w="60"/>
+              <w:bottom w:type="dxa" w:w="80"/>
               <w:right w:type="dxa" w:w="120"/>
             </w:tcMar>
           </w:tcPr>
@@ -406,20 +843,90 @@
               <w:right w:val="single" w:color="CCCCCC" w:sz="1"/>
             </w:tcBorders>
             <w:tcMar>
-              <w:top w:type="dxa" w:w="60"/>
+              <w:top w:type="dxa" w:w="80"/>
               <w:left w:type="dxa" w:w="120"/>
-              <w:bottom w:type="dxa" w:w="60"/>
+              <w:bottom w:type="dxa" w:w="80"/>
               <w:right w:type="dxa" w:w="120"/>
             </w:tcMar>
           </w:tcPr>
           <w:p>
-            <w:r>
-              <w:rPr>
-                <w:rFonts w:ascii="Arial" w:cs="Arial" w:eastAsia="Arial" w:hAnsi="Arial"/>
-                <w:sz w:val="20"/>
-                <w:szCs w:val="20"/>
+            <w:pPr>
+              <w:spacing w:after="80" w:before="80"/>
+            </w:pPr>
+            <w:r>
+              <w:rPr>
+                <w:rFonts w:ascii="Arial" w:cs="Arial" w:eastAsia="Arial" w:hAnsi="Arial"/>
+                <w:b/>
+                <w:bCs/>
+                <w:i w:val="false"/>
+                <w:iCs w:val="false"/>
+                <w:color w:val="000000"/>
+                <w:sz w:val="22"/>
+                <w:szCs w:val="22"/>
               </w:rPr>
               <w:t xml:space="preserve">Guided Practice</w:t>
+            </w:r>
+            <w:r>
+              <w:rPr>
+                <w:rFonts w:ascii="Arial" w:cs="Arial" w:eastAsia="Arial" w:hAnsi="Arial"/>
+                <w:sz w:val="20"/>
+                <w:szCs w:val="20"/>
+              </w:rPr>
+              <w:br/>
+              <w:t xml:space="preserve"/>
+            </w:r>
+            <w:r>
+              <w:rPr>
+                <w:rFonts w:ascii="Arial" w:cs="Arial" w:eastAsia="Arial" w:hAnsi="Arial"/>
+                <w:sz w:val="20"/>
+                <w:szCs w:val="20"/>
+              </w:rPr>
+              <w:br/>
+              <w:t xml:space="preserve"/>
+            </w:r>
+            <w:r>
+              <w:rPr>
+                <w:rFonts w:ascii="Arial" w:cs="Arial" w:eastAsia="Arial" w:hAnsi="Arial"/>
+                <w:b w:val="false"/>
+                <w:bCs w:val="false"/>
+                <w:i w:val="false"/>
+                <w:iCs w:val="false"/>
+                <w:color w:val="000000"/>
+                <w:sz w:val="20"/>
+                <w:szCs w:val="20"/>
+              </w:rPr>
+              <w:t xml:space="preserve">Activity: JSON Data Exchange</w:t>
+            </w:r>
+            <w:r>
+              <w:rPr>
+                <w:rFonts w:ascii="Arial" w:cs="Arial" w:eastAsia="Arial" w:hAnsi="Arial"/>
+                <w:sz w:val="20"/>
+                <w:szCs w:val="20"/>
+              </w:rPr>
+              <w:br/>
+              <w:t xml:space="preserve"/>
+            </w:r>
+            <w:r>
+              <w:rPr>
+                <w:rFonts w:ascii="Arial" w:cs="Arial" w:eastAsia="Arial" w:hAnsi="Arial"/>
+                <w:sz w:val="20"/>
+                <w:szCs w:val="20"/>
+              </w:rPr>
+              <w:br/>
+              <w:t xml:space="preserve"/>
+            </w:r>
+            <w:r>
+              <w:rPr>
+                <w:rFonts w:ascii="Arial" w:cs="Arial" w:eastAsia="Arial" w:hAnsi="Arial"/>
+                <w:b w:val="false"/>
+                <w:bCs w:val="false"/>
+                <w:i/>
+                <w:iCs/>
+                <w:color w:val="555555"/>
+                <w:sz w:val="20"/>
+                <w:szCs w:val="20"/>
+              </w:rPr>
+              <w:t xml:space="preserve">→ Teacher models — students try alongside, then compare results.</w:t>
             </w:r>
           </w:p>
         </w:tc>
@@ -435,9 +942,9 @@
               <w:right w:val="single" w:color="CCCCCC" w:sz="1"/>
             </w:tcBorders>
             <w:tcMar>
-              <w:top w:type="dxa" w:w="60"/>
+              <w:top w:type="dxa" w:w="80"/>
               <w:left w:type="dxa" w:w="120"/>
-              <w:bottom w:type="dxa" w:w="60"/>
+              <w:bottom w:type="dxa" w:w="80"/>
               <w:right w:type="dxa" w:w="120"/>
             </w:tcMar>
           </w:tcPr>
@@ -450,7 +957,7 @@
                 <w:sz w:val="20"/>
                 <w:szCs w:val="20"/>
               </w:rPr>
-              <w:t xml:space="preserve">15-20 min</w:t>
+              <w:t xml:space="preserve">15–20 min</w:t>
             </w:r>
           </w:p>
         </w:tc>
@@ -464,20 +971,164 @@
               <w:right w:val="single" w:color="CCCCCC" w:sz="1"/>
             </w:tcBorders>
             <w:tcMar>
-              <w:top w:type="dxa" w:w="60"/>
+              <w:top w:type="dxa" w:w="80"/>
               <w:left w:type="dxa" w:w="120"/>
-              <w:bottom w:type="dxa" w:w="60"/>
+              <w:bottom w:type="dxa" w:w="80"/>
               <w:right w:type="dxa" w:w="120"/>
             </w:tcMar>
           </w:tcPr>
           <w:p>
-            <w:r>
-              <w:rPr>
-                <w:rFonts w:ascii="Arial" w:cs="Arial" w:eastAsia="Arial" w:hAnsi="Arial"/>
-                <w:sz w:val="20"/>
-                <w:szCs w:val="20"/>
+            <w:pPr>
+              <w:spacing w:after="80" w:before="80"/>
+            </w:pPr>
+            <w:r>
+              <w:rPr>
+                <w:rFonts w:ascii="Arial" w:cs="Arial" w:eastAsia="Arial" w:hAnsi="Arial"/>
+                <w:b/>
+                <w:bCs/>
+                <w:i w:val="false"/>
+                <w:iCs w:val="false"/>
+                <w:color w:val="000000"/>
+                <w:sz w:val="22"/>
+                <w:szCs w:val="22"/>
               </w:rPr>
               <w:t xml:space="preserve">Independent Practice / Code Along</w:t>
+            </w:r>
+            <w:r>
+              <w:rPr>
+                <w:rFonts w:ascii="Arial" w:cs="Arial" w:eastAsia="Arial" w:hAnsi="Arial"/>
+                <w:sz w:val="20"/>
+                <w:szCs w:val="20"/>
+              </w:rPr>
+              <w:br/>
+              <w:t xml:space="preserve"/>
+            </w:r>
+            <w:r>
+              <w:rPr>
+                <w:rFonts w:ascii="Arial" w:cs="Arial" w:eastAsia="Arial" w:hAnsi="Arial"/>
+                <w:b/>
+                <w:bCs/>
+                <w:i w:val="false"/>
+                <w:iCs w:val="false"/>
+                <w:color w:val="000000"/>
+                <w:sz w:val="20"/>
+                <w:szCs w:val="20"/>
+              </w:rPr>
+              <w:t xml:space="preserve">    Beginner: </w:t>
+            </w:r>
+            <w:r>
+              <w:rPr>
+                <w:rFonts w:ascii="Arial" w:cs="Arial" w:eastAsia="Arial" w:hAnsi="Arial"/>
+                <w:b w:val="false"/>
+                <w:bCs w:val="false"/>
+                <w:i w:val="false"/>
+                <w:iCs w:val="false"/>
+                <w:color w:val="000000"/>
+                <w:sz w:val="20"/>
+                <w:szCs w:val="20"/>
+              </w:rPr>
+              <w:t xml:space="preserve">Write code that parses this JSON string and prints the age: '{"name": "Helen", "age": 22, "city": "Boston"}'</w:t>
+            </w:r>
+            <w:r>
+              <w:rPr>
+                <w:rFonts w:ascii="Arial" w:cs="Arial" w:eastAsia="Arial" w:hAnsi="Arial"/>
+                <w:sz w:val="20"/>
+                <w:szCs w:val="20"/>
+              </w:rPr>
+              <w:br/>
+              <w:t xml:space="preserve"/>
+            </w:r>
+            <w:r>
+              <w:rPr>
+                <w:rFonts w:ascii="Arial" w:cs="Arial" w:eastAsia="Arial" w:hAnsi="Arial"/>
+                <w:b/>
+                <w:bCs/>
+                <w:i w:val="false"/>
+                <w:iCs w:val="false"/>
+                <w:color w:val="000000"/>
+                <w:sz w:val="20"/>
+                <w:szCs w:val="20"/>
+              </w:rPr>
+              <w:t xml:space="preserve">    Intermediate: </w:t>
+            </w:r>
+            <w:r>
+              <w:rPr>
+                <w:rFonts w:ascii="Arial" w:cs="Arial" w:eastAsia="Arial" w:hAnsi="Arial"/>
+                <w:b w:val="false"/>
+                <w:bCs w:val="false"/>
+                <w:i w:val="false"/>
+                <w:iCs w:val="false"/>
+                <w:color w:val="000000"/>
+                <w:sz w:val="20"/>
+                <w:szCs w:val="20"/>
+              </w:rPr>
+              <w:t xml:space="preserve">Create a dictionary representing a movie (title, director, year, rating), convert to JSON, and print it with indentation.</w:t>
+            </w:r>
+            <w:r>
+              <w:rPr>
+                <w:rFonts w:ascii="Arial" w:cs="Arial" w:eastAsia="Arial" w:hAnsi="Arial"/>
+                <w:sz w:val="20"/>
+                <w:szCs w:val="20"/>
+              </w:rPr>
+              <w:br/>
+              <w:t xml:space="preserve"/>
+            </w:r>
+            <w:r>
+              <w:rPr>
+                <w:rFonts w:ascii="Arial" w:cs="Arial" w:eastAsia="Arial" w:hAnsi="Arial"/>
+                <w:b/>
+                <w:bCs/>
+                <w:i w:val="false"/>
+                <w:iCs w:val="false"/>
+                <w:color w:val="000000"/>
+                <w:sz w:val="20"/>
+                <w:szCs w:val="20"/>
+              </w:rPr>
+              <w:t xml:space="preserve">    Challenge: </w:t>
+            </w:r>
+            <w:r>
+              <w:rPr>
+                <w:rFonts w:ascii="Arial" w:cs="Arial" w:eastAsia="Arial" w:hAnsi="Arial"/>
+                <w:b w:val="false"/>
+                <w:bCs w:val="false"/>
+                <w:i w:val="false"/>
+                <w:iCs w:val="false"/>
+                <w:color w:val="000000"/>
+                <w:sz w:val="20"/>
+                <w:szCs w:val="20"/>
+              </w:rPr>
+              <w:t xml:space="preserve">Create a list of students (each with name and grades), convert to JSON, then parse it back and calculate the average grade across all studen…</w:t>
+            </w:r>
+            <w:r>
+              <w:rPr>
+                <w:rFonts w:ascii="Arial" w:cs="Arial" w:eastAsia="Arial" w:hAnsi="Arial"/>
+                <w:sz w:val="20"/>
+                <w:szCs w:val="20"/>
+              </w:rPr>
+              <w:br/>
+              <w:t xml:space="preserve"/>
+            </w:r>
+            <w:r>
+              <w:rPr>
+                <w:rFonts w:ascii="Arial" w:cs="Arial" w:eastAsia="Arial" w:hAnsi="Arial"/>
+                <w:sz w:val="20"/>
+                <w:szCs w:val="20"/>
+              </w:rPr>
+              <w:br/>
+              <w:t xml:space="preserve"/>
+            </w:r>
+            <w:r>
+              <w:rPr>
+                <w:rFonts w:ascii="Arial" w:cs="Arial" w:eastAsia="Arial" w:hAnsi="Arial"/>
+                <w:b w:val="false"/>
+                <w:bCs w:val="false"/>
+                <w:i/>
+                <w:iCs/>
+                <w:color w:val="555555"/>
+                <w:sz w:val="20"/>
+                <w:szCs w:val="20"/>
+              </w:rPr>
+              <w:t xml:space="preserve">→ Teacher circulates — offer hints, check for understanding.</w:t>
             </w:r>
           </w:p>
         </w:tc>
@@ -493,9 +1144,9 @@
               <w:right w:val="single" w:color="CCCCCC" w:sz="1"/>
             </w:tcBorders>
             <w:tcMar>
-              <w:top w:type="dxa" w:w="60"/>
+              <w:top w:type="dxa" w:w="80"/>
               <w:left w:type="dxa" w:w="120"/>
-              <w:bottom w:type="dxa" w:w="60"/>
+              <w:bottom w:type="dxa" w:w="80"/>
               <w:right w:type="dxa" w:w="120"/>
             </w:tcMar>
           </w:tcPr>
@@ -522,20 +1173,90 @@
               <w:right w:val="single" w:color="CCCCCC" w:sz="1"/>
             </w:tcBorders>
             <w:tcMar>
-              <w:top w:type="dxa" w:w="60"/>
+              <w:top w:type="dxa" w:w="80"/>
               <w:left w:type="dxa" w:w="120"/>
-              <w:bottom w:type="dxa" w:w="60"/>
+              <w:bottom w:type="dxa" w:w="80"/>
               <w:right w:type="dxa" w:w="120"/>
             </w:tcMar>
           </w:tcPr>
           <w:p>
-            <w:r>
-              <w:rPr>
-                <w:rFonts w:ascii="Arial" w:cs="Arial" w:eastAsia="Arial" w:hAnsi="Arial"/>
-                <w:sz w:val="20"/>
-                <w:szCs w:val="20"/>
+            <w:pPr>
+              <w:spacing w:after="80" w:before="80"/>
+            </w:pPr>
+            <w:r>
+              <w:rPr>
+                <w:rFonts w:ascii="Arial" w:cs="Arial" w:eastAsia="Arial" w:hAnsi="Arial"/>
+                <w:b/>
+                <w:bCs/>
+                <w:i w:val="false"/>
+                <w:iCs w:val="false"/>
+                <w:color w:val="000000"/>
+                <w:sz w:val="22"/>
+                <w:szCs w:val="22"/>
               </w:rPr>
               <w:t xml:space="preserve">Exit Ticket / Wrap-Up</w:t>
+            </w:r>
+            <w:r>
+              <w:rPr>
+                <w:rFonts w:ascii="Arial" w:cs="Arial" w:eastAsia="Arial" w:hAnsi="Arial"/>
+                <w:sz w:val="20"/>
+                <w:szCs w:val="20"/>
+              </w:rPr>
+              <w:br/>
+              <w:t xml:space="preserve"/>
+            </w:r>
+            <w:r>
+              <w:rPr>
+                <w:rFonts w:ascii="Arial" w:cs="Arial" w:eastAsia="Arial" w:hAnsi="Arial"/>
+                <w:sz w:val="20"/>
+                <w:szCs w:val="20"/>
+              </w:rPr>
+              <w:br/>
+              <w:t xml:space="preserve"/>
+            </w:r>
+            <w:r>
+              <w:rPr>
+                <w:rFonts w:ascii="Arial" w:cs="Arial" w:eastAsia="Arial" w:hAnsi="Arial"/>
+                <w:b w:val="false"/>
+                <w:bCs w:val="false"/>
+                <w:i w:val="false"/>
+                <w:iCs w:val="false"/>
+                <w:color w:val="000000"/>
+                <w:sz w:val="20"/>
+                <w:szCs w:val="20"/>
+              </w:rPr>
+              <w:t xml:space="preserve">Quick Check: Parse JSON strings and convert Python objects to JSON format using the json module?</w:t>
+            </w:r>
+            <w:r>
+              <w:rPr>
+                <w:rFonts w:ascii="Arial" w:cs="Arial" w:eastAsia="Arial" w:hAnsi="Arial"/>
+                <w:sz w:val="20"/>
+                <w:szCs w:val="20"/>
+              </w:rPr>
+              <w:br/>
+              <w:t xml:space="preserve"/>
+            </w:r>
+            <w:r>
+              <w:rPr>
+                <w:rFonts w:ascii="Arial" w:cs="Arial" w:eastAsia="Arial" w:hAnsi="Arial"/>
+                <w:sz w:val="20"/>
+                <w:szCs w:val="20"/>
+              </w:rPr>
+              <w:br/>
+              <w:t xml:space="preserve"/>
+            </w:r>
+            <w:r>
+              <w:rPr>
+                <w:rFonts w:ascii="Arial" w:cs="Arial" w:eastAsia="Arial" w:hAnsi="Arial"/>
+                <w:b w:val="false"/>
+                <w:bCs w:val="false"/>
+                <w:i/>
+                <w:iCs/>
+                <w:color w:val="555555"/>
+                <w:sz w:val="20"/>
+                <w:szCs w:val="20"/>
+              </w:rPr>
+              <w:t xml:space="preserve">→ 3–2–1: Name 3 things learned, 2 new vocab words, 1 question you still have.</w:t>
             </w:r>
           </w:p>
         </w:tc>
@@ -736,7 +1457,7 @@
                 <w:sz w:val="18"/>
                 <w:szCs w:val="18"/>
               </w:rPr>
-              <w:t xml:space="preserve"># Example 1: Parse a simple JSON object</w:t>
+              <w:t xml:space="preserve"> </w:t>
             </w:r>
           </w:p>
           <w:p>
@@ -814,7 +1535,7 @@
                 <w:sz w:val="18"/>
                 <w:szCs w:val="18"/>
               </w:rPr>
-              <w:t xml:space="preserve"># Example 2: Convert Python dict to JSON string</w:t>
+              <w:t xml:space="preserve"> </w:t>
             </w:r>
           </w:p>
           <w:p>
@@ -879,7 +1600,7 @@
                 <w:sz w:val="18"/>
                 <w:szCs w:val="18"/>
               </w:rPr>
-              <w:t xml:space="preserve"># Example 3: Pretty-printing JSON (indented for readability)</w:t>
+              <w:t xml:space="preserve"> </w:t>
             </w:r>
           </w:p>
           <w:p>
@@ -983,150 +1704,150 @@
                 <w:sz w:val="18"/>
                 <w:szCs w:val="18"/>
               </w:rPr>
-              <w:t xml:space="preserve"># Output (formatted):</w:t>
-            </w:r>
-          </w:p>
-          <w:p>
-            <w:pPr>
-              <w:spacing w:after="20"/>
-            </w:pPr>
-            <w:r>
-              <w:rPr>
-                <w:rFonts w:ascii="Courier New" w:cs="Courier New" w:eastAsia="Courier New" w:hAnsi="Courier New"/>
-                <w:sz w:val="18"/>
-                <w:szCs w:val="18"/>
-              </w:rPr>
-              <w:t xml:space="preserve"># {</w:t>
-            </w:r>
-          </w:p>
-          <w:p>
-            <w:pPr>
-              <w:spacing w:after="20"/>
-            </w:pPr>
-            <w:r>
-              <w:rPr>
-                <w:rFonts w:ascii="Courier New" w:cs="Courier New" w:eastAsia="Courier New" w:hAnsi="Courier New"/>
-                <w:sz w:val="18"/>
-                <w:szCs w:val="18"/>
-              </w:rPr>
-              <w:t xml:space="preserve">#   "name": "Carol",</w:t>
-            </w:r>
-          </w:p>
-          <w:p>
-            <w:pPr>
-              <w:spacing w:after="20"/>
-            </w:pPr>
-            <w:r>
-              <w:rPr>
-                <w:rFonts w:ascii="Courier New" w:cs="Courier New" w:eastAsia="Courier New" w:hAnsi="Courier New"/>
-                <w:sz w:val="18"/>
-                <w:szCs w:val="18"/>
-              </w:rPr>
-              <w:t xml:space="preserve">#   "age": 28,</w:t>
-            </w:r>
-          </w:p>
-          <w:p>
-            <w:pPr>
-              <w:spacing w:after="20"/>
-            </w:pPr>
-            <w:r>
-              <w:rPr>
-                <w:rFonts w:ascii="Courier New" w:cs="Courier New" w:eastAsia="Courier New" w:hAnsi="Courier New"/>
-                <w:sz w:val="18"/>
-                <w:szCs w:val="18"/>
-              </w:rPr>
-              <w:t xml:space="preserve">#   "hobbies": [</w:t>
-            </w:r>
-          </w:p>
-          <w:p>
-            <w:pPr>
-              <w:spacing w:after="20"/>
-            </w:pPr>
-            <w:r>
-              <w:rPr>
-                <w:rFonts w:ascii="Courier New" w:cs="Courier New" w:eastAsia="Courier New" w:hAnsi="Courier New"/>
-                <w:sz w:val="18"/>
-                <w:szCs w:val="18"/>
-              </w:rPr>
-              <w:t xml:space="preserve">#     "reading",</w:t>
-            </w:r>
-          </w:p>
-          <w:p>
-            <w:pPr>
-              <w:spacing w:after="20"/>
-            </w:pPr>
-            <w:r>
-              <w:rPr>
-                <w:rFonts w:ascii="Courier New" w:cs="Courier New" w:eastAsia="Courier New" w:hAnsi="Courier New"/>
-                <w:sz w:val="18"/>
-                <w:szCs w:val="18"/>
-              </w:rPr>
-              <w:t xml:space="preserve">#     "coding",</w:t>
-            </w:r>
-          </w:p>
-          <w:p>
-            <w:pPr>
-              <w:spacing w:after="20"/>
-            </w:pPr>
-            <w:r>
-              <w:rPr>
-                <w:rFonts w:ascii="Courier New" w:cs="Courier New" w:eastAsia="Courier New" w:hAnsi="Courier New"/>
-                <w:sz w:val="18"/>
-                <w:szCs w:val="18"/>
-              </w:rPr>
-              <w:t xml:space="preserve">#     "gaming"</w:t>
-            </w:r>
-          </w:p>
-          <w:p>
-            <w:pPr>
-              <w:spacing w:after="20"/>
-            </w:pPr>
-            <w:r>
-              <w:rPr>
-                <w:rFonts w:ascii="Courier New" w:cs="Courier New" w:eastAsia="Courier New" w:hAnsi="Courier New"/>
-                <w:sz w:val="18"/>
-                <w:szCs w:val="18"/>
-              </w:rPr>
-              <w:t xml:space="preserve">#   ]</w:t>
-            </w:r>
-          </w:p>
-          <w:p>
-            <w:pPr>
-              <w:spacing w:after="20"/>
-            </w:pPr>
-            <w:r>
-              <w:rPr>
-                <w:rFonts w:ascii="Courier New" w:cs="Courier New" w:eastAsia="Courier New" w:hAnsi="Courier New"/>
-                <w:sz w:val="18"/>
-                <w:szCs w:val="18"/>
-              </w:rPr>
-              <w:t xml:space="preserve"># }</w:t>
-            </w:r>
-          </w:p>
-          <w:p>
-            <w:pPr>
-              <w:spacing w:after="20"/>
-            </w:pPr>
-            <w:r>
-              <w:rPr>
-                <w:rFonts w:ascii="Courier New" w:cs="Courier New" w:eastAsia="Courier New" w:hAnsi="Courier New"/>
-                <w:sz w:val="18"/>
-                <w:szCs w:val="18"/>
-              </w:rPr>
-              <w:t xml:space="preserve"> </w:t>
-            </w:r>
-          </w:p>
-          <w:p>
-            <w:pPr>
-              <w:spacing w:after="20"/>
-            </w:pPr>
-            <w:r>
-              <w:rPr>
-                <w:rFonts w:ascii="Courier New" w:cs="Courier New" w:eastAsia="Courier New" w:hAnsi="Courier New"/>
-                <w:sz w:val="18"/>
-                <w:szCs w:val="18"/>
-              </w:rPr>
-              <w:t xml:space="preserve"># Example 4: JSON arrays</w:t>
+              <w:t xml:space="preserve"> </w:t>
+            </w:r>
+          </w:p>
+          <w:p>
+            <w:pPr>
+              <w:spacing w:after="20"/>
+            </w:pPr>
+            <w:r>
+              <w:rPr>
+                <w:rFonts w:ascii="Courier New" w:cs="Courier New" w:eastAsia="Courier New" w:hAnsi="Courier New"/>
+                <w:sz w:val="18"/>
+                <w:szCs w:val="18"/>
+              </w:rPr>
+              <w:t xml:space="preserve"> </w:t>
+            </w:r>
+          </w:p>
+          <w:p>
+            <w:pPr>
+              <w:spacing w:after="20"/>
+            </w:pPr>
+            <w:r>
+              <w:rPr>
+                <w:rFonts w:ascii="Courier New" w:cs="Courier New" w:eastAsia="Courier New" w:hAnsi="Courier New"/>
+                <w:sz w:val="18"/>
+                <w:szCs w:val="18"/>
+              </w:rPr>
+              <w:t xml:space="preserve"> </w:t>
+            </w:r>
+          </w:p>
+          <w:p>
+            <w:pPr>
+              <w:spacing w:after="20"/>
+            </w:pPr>
+            <w:r>
+              <w:rPr>
+                <w:rFonts w:ascii="Courier New" w:cs="Courier New" w:eastAsia="Courier New" w:hAnsi="Courier New"/>
+                <w:sz w:val="18"/>
+                <w:szCs w:val="18"/>
+              </w:rPr>
+              <w:t xml:space="preserve"> </w:t>
+            </w:r>
+          </w:p>
+          <w:p>
+            <w:pPr>
+              <w:spacing w:after="20"/>
+            </w:pPr>
+            <w:r>
+              <w:rPr>
+                <w:rFonts w:ascii="Courier New" w:cs="Courier New" w:eastAsia="Courier New" w:hAnsi="Courier New"/>
+                <w:sz w:val="18"/>
+                <w:szCs w:val="18"/>
+              </w:rPr>
+              <w:t xml:space="preserve"> </w:t>
+            </w:r>
+          </w:p>
+          <w:p>
+            <w:pPr>
+              <w:spacing w:after="20"/>
+            </w:pPr>
+            <w:r>
+              <w:rPr>
+                <w:rFonts w:ascii="Courier New" w:cs="Courier New" w:eastAsia="Courier New" w:hAnsi="Courier New"/>
+                <w:sz w:val="18"/>
+                <w:szCs w:val="18"/>
+              </w:rPr>
+              <w:t xml:space="preserve"> </w:t>
+            </w:r>
+          </w:p>
+          <w:p>
+            <w:pPr>
+              <w:spacing w:after="20"/>
+            </w:pPr>
+            <w:r>
+              <w:rPr>
+                <w:rFonts w:ascii="Courier New" w:cs="Courier New" w:eastAsia="Courier New" w:hAnsi="Courier New"/>
+                <w:sz w:val="18"/>
+                <w:szCs w:val="18"/>
+              </w:rPr>
+              <w:t xml:space="preserve"> </w:t>
+            </w:r>
+          </w:p>
+          <w:p>
+            <w:pPr>
+              <w:spacing w:after="20"/>
+            </w:pPr>
+            <w:r>
+              <w:rPr>
+                <w:rFonts w:ascii="Courier New" w:cs="Courier New" w:eastAsia="Courier New" w:hAnsi="Courier New"/>
+                <w:sz w:val="18"/>
+                <w:szCs w:val="18"/>
+              </w:rPr>
+              <w:t xml:space="preserve"> </w:t>
+            </w:r>
+          </w:p>
+          <w:p>
+            <w:pPr>
+              <w:spacing w:after="20"/>
+            </w:pPr>
+            <w:r>
+              <w:rPr>
+                <w:rFonts w:ascii="Courier New" w:cs="Courier New" w:eastAsia="Courier New" w:hAnsi="Courier New"/>
+                <w:sz w:val="18"/>
+                <w:szCs w:val="18"/>
+              </w:rPr>
+              <w:t xml:space="preserve"> </w:t>
+            </w:r>
+          </w:p>
+          <w:p>
+            <w:pPr>
+              <w:spacing w:after="20"/>
+            </w:pPr>
+            <w:r>
+              <w:rPr>
+                <w:rFonts w:ascii="Courier New" w:cs="Courier New" w:eastAsia="Courier New" w:hAnsi="Courier New"/>
+                <w:sz w:val="18"/>
+                <w:szCs w:val="18"/>
+              </w:rPr>
+              <w:t xml:space="preserve"> </w:t>
+            </w:r>
+          </w:p>
+          <w:p>
+            <w:pPr>
+              <w:spacing w:after="20"/>
+            </w:pPr>
+            <w:r>
+              <w:rPr>
+                <w:rFonts w:ascii="Courier New" w:cs="Courier New" w:eastAsia="Courier New" w:hAnsi="Courier New"/>
+                <w:sz w:val="18"/>
+                <w:szCs w:val="18"/>
+              </w:rPr>
+              <w:t xml:space="preserve"> </w:t>
+            </w:r>
+          </w:p>
+          <w:p>
+            <w:pPr>
+              <w:spacing w:after="20"/>
+            </w:pPr>
+            <w:r>
+              <w:rPr>
+                <w:rFonts w:ascii="Courier New" w:cs="Courier New" w:eastAsia="Courier New" w:hAnsi="Courier New"/>
+                <w:sz w:val="18"/>
+                <w:szCs w:val="18"/>
+              </w:rPr>
+              <w:t xml:space="preserve"> </w:t>
             </w:r>
           </w:p>
           <w:p>
@@ -1191,7 +1912,7 @@
                 <w:sz w:val="18"/>
                 <w:szCs w:val="18"/>
               </w:rPr>
-              <w:t xml:space="preserve"># Example 5: JSON with nested objects</w:t>
+              <w:t xml:space="preserve"> </w:t>
             </w:r>
           </w:p>
           <w:p>
@@ -1360,7 +2081,7 @@
                 <w:sz w:val="18"/>
                 <w:szCs w:val="18"/>
               </w:rPr>
-              <w:t xml:space="preserve"># Example 6: Converting Python list to JSON</w:t>
+              <w:t xml:space="preserve"> </w:t>
             </w:r>
           </w:p>
           <w:p>
@@ -1464,7 +2185,7 @@
                 <w:sz w:val="18"/>
                 <w:szCs w:val="18"/>
               </w:rPr>
-              <w:t xml:space="preserve"># Example 7: Handling special characters in strings</w:t>
+              <w:t xml:space="preserve"> </w:t>
             </w:r>
           </w:p>
           <w:p>
@@ -1542,7 +2263,7 @@
                 <w:sz w:val="18"/>
                 <w:szCs w:val="18"/>
               </w:rPr>
-              <w:t xml:space="preserve"># Example 8: Parsing JSON with different data types</w:t>
+              <w:t xml:space="preserve"> </w:t>
             </w:r>
           </w:p>
           <w:p>
@@ -1607,7 +2328,7 @@
                 <w:sz w:val="18"/>
                 <w:szCs w:val="18"/>
               </w:rPr>
-              <w:t xml:space="preserve"># Example 9: Error handling with invalid JSON</w:t>
+              <w:t xml:space="preserve"> </w:t>
             </w:r>
           </w:p>
           <w:p>
@@ -1698,7 +2419,7 @@
                 <w:sz w:val="18"/>
                 <w:szCs w:val="18"/>
               </w:rPr>
-              <w:t xml:space="preserve"># Example 10: Round-trip conversion</w:t>
+              <w:t xml:space="preserve"> </w:t>
             </w:r>
           </w:p>
           <w:p>
@@ -1830,7 +2551,7 @@
                 <w:sz w:val="18"/>
                 <w:szCs w:val="18"/>
               </w:rPr>
-              <w:t xml:space="preserve"># Create a book record</w:t>
+              <w:t xml:space="preserve"> </w:t>
             </w:r>
           </w:p>
           <w:p>
@@ -1947,7 +2668,7 @@
                 <w:sz w:val="18"/>
                 <w:szCs w:val="18"/>
               </w:rPr>
-              <w:t xml:space="preserve"># Convert to JSON</w:t>
+              <w:t xml:space="preserve"> </w:t>
             </w:r>
           </w:p>
           <w:p>
@@ -2012,7 +2733,7 @@
                 <w:sz w:val="18"/>
                 <w:szCs w:val="18"/>
               </w:rPr>
-              <w:t xml:space="preserve"># Parse back to Python</w:t>
+              <w:t xml:space="preserve"> </w:t>
             </w:r>
           </w:p>
           <w:p>
@@ -2144,7 +2865,7 @@
                 <w:sz w:val="18"/>
                 <w:szCs w:val="18"/>
               </w:rPr>
-              <w:t xml:space="preserve"># Problem 1</w:t>
+              <w:t xml:space="preserve"> </w:t>
             </w:r>
           </w:p>
           <w:p>
@@ -2209,7 +2930,7 @@
                 <w:sz w:val="18"/>
                 <w:szCs w:val="18"/>
               </w:rPr>
-              <w:t xml:space="preserve"># Problem 2</w:t>
+              <w:t xml:space="preserve"> </w:t>
             </w:r>
           </w:p>
           <w:p>
@@ -2339,7 +3060,7 @@
                 <w:sz w:val="18"/>
                 <w:szCs w:val="18"/>
               </w:rPr>
-              <w:t xml:space="preserve"># Problem 3</w:t>
+              <w:t xml:space="preserve"> </w:t>
             </w:r>
           </w:p>
           <w:p>
@@ -2745,76 +3466,7 @@
           <w:sz w:val="20"/>
           <w:szCs w:val="20"/>
         </w:rPr>
-        <w:t xml:space="preserve">Challenge: Create a list of students (each with name and grades), convert to JSON, then parse it back and calculate the average grade across all students. &lt;details&gt; &lt;summary&gt;💡 Hints&lt;/summary&gt;</w:t>
-      </w:r>
-    </w:p>
-    <w:p>
-      <w:pPr>
-        <w:spacing w:after="80"/>
-      </w:pPr>
-      <w:r>
-        <w:rPr>
-          <w:rFonts w:ascii="Arial" w:cs="Arial" w:eastAsia="Arial" w:hAnsi="Arial"/>
-          <w:b/>
-          <w:bCs/>
-          <w:sz w:val="20"/>
-          <w:szCs w:val="20"/>
-        </w:rPr>
-        <w:t xml:space="preserve">Problem 4: </w:t>
-      </w:r>
-      <w:r>
-        <w:rPr>
-          <w:rFonts w:ascii="Arial" w:cs="Arial" w:eastAsia="Arial" w:hAnsi="Arial"/>
-          <w:sz w:val="20"/>
-          <w:szCs w:val="20"/>
-        </w:rPr>
-        <w:t xml:space="preserve">: - Use json.loads() to parse the string. - Access the 'age' key from the resulting dict.</w:t>
-      </w:r>
-    </w:p>
-    <w:p>
-      <w:pPr>
-        <w:spacing w:after="80"/>
-      </w:pPr>
-      <w:r>
-        <w:rPr>
-          <w:rFonts w:ascii="Arial" w:cs="Arial" w:eastAsia="Arial" w:hAnsi="Arial"/>
-          <w:b/>
-          <w:bCs/>
-          <w:sz w:val="20"/>
-          <w:szCs w:val="20"/>
-        </w:rPr>
-        <w:t xml:space="preserve">Problem 5: </w:t>
-      </w:r>
-      <w:r>
-        <w:rPr>
-          <w:rFonts w:ascii="Arial" w:cs="Arial" w:eastAsia="Arial" w:hAnsi="Arial"/>
-          <w:sz w:val="20"/>
-          <w:szCs w:val="20"/>
-        </w:rPr>
-        <w:t xml:space="preserve">: - Create a dict with movie info. - Use json.dumps() with indent=2. - Print the result.</w:t>
-      </w:r>
-    </w:p>
-    <w:p>
-      <w:pPr>
-        <w:spacing w:after="80"/>
-      </w:pPr>
-      <w:r>
-        <w:rPr>
-          <w:rFonts w:ascii="Arial" w:cs="Arial" w:eastAsia="Arial" w:hAnsi="Arial"/>
-          <w:b/>
-          <w:bCs/>
-          <w:sz w:val="20"/>
-          <w:szCs w:val="20"/>
-        </w:rPr>
-        <w:t xml:space="preserve">Problem 6: </w:t>
-      </w:r>
-      <w:r>
-        <w:rPr>
-          <w:rFonts w:ascii="Arial" w:cs="Arial" w:eastAsia="Arial" w:hAnsi="Arial"/>
-          <w:sz w:val="20"/>
-          <w:szCs w:val="20"/>
-        </w:rPr>
-        <w:t xml:space="preserve">: - Create a list of dicts. - Convert to JSON. - Parse back and extract grades. - Calculate average. &lt;/details&gt;</w:t>
+        <w:t xml:space="preserve">Challenge: Create a list of students (each with name and grades), convert to JSON, then parse it back and calculate the average grade across all students.</w:t>
       </w:r>
     </w:p>
     <w:p>

--- a/Coding 2 - year/Unit 4 - File IO & Data Processing/Daily Lesson Plans/Word/Day 16.docx
+++ b/Coding 2 - year/Unit 4 - File IO & Data Processing/Daily Lesson Plans/Word/Day 16.docx
@@ -380,7 +380,7 @@
                 <w:sz w:val="20"/>
                 <w:szCs w:val="20"/>
               </w:rPr>
-              <w:t xml:space="preserve">    In your own words: Parse JSON strings and convert Python objects to JSON format using the json module?</w:t>
+              <w:t xml:space="preserve">    What do you think it means to parse JSON strings and convert Python objects to JSON format using the json module? Why would a program need to do this?</w:t>
             </w:r>
             <w:r>
               <w:rPr>
@@ -477,7 +477,7 @@
                 <w:sz w:val="20"/>
                 <w:szCs w:val="20"/>
               </w:rPr>
-              <w:t xml:space="preserve">Today's Goal: By the end of class you will be able to parse JSON strings and convert Python objects to JSON format using the json module.</w:t>
+              <w:t xml:space="preserve">Today’s Goal: By the end of class you will be able to parse JSON strings and convert Python objects to JSON format using the json module.</w:t>
             </w:r>
             <w:r>
               <w:rPr>
@@ -1225,7 +1225,7 @@
                 <w:sz w:val="20"/>
                 <w:szCs w:val="20"/>
               </w:rPr>
-              <w:t xml:space="preserve">Quick Check: Parse JSON strings and convert Python objects to JSON format using the json module?</w:t>
+              <w:t xml:space="preserve">What are the key steps to parse JSON strings and convert Python objects to JSON format using the json module? What data format or structure is involved?</w:t>
             </w:r>
             <w:r>
               <w:rPr>
